--- a/output/20260928-en-submissions/M2/stage3/M2_多干预并存学习系统的冲突结构审计_EN_终稿.docx
+++ b/output/20260928-en-submissions/M2/stage3/M2_多干预并存学习系统的冲突结构审计_EN_终稿.docx
@@ -64,7 +64,188 @@
         <w:rPr>
           <w:sz w:val="22"/>
         </w:rPr>
-        <w:t>AI-Assisted Writing Disclosure. This manuscript was prepared with the assistance of a large language model (LLM) used strictly as a language-polishing and drafting aid. No LLM authored scientific content or made any analytical, statistical, or experimental decision; all results, claims, and numerical values were produced by the authors' own experiments, simulations, and scripts. The LLM was not used to generate data, analyses, or conclusions.</w:t>
+        <w:t xml:space="preserve">AI-Assisted Writing Disclosure.This manuscript was prepared with the assistance of large language models (LLMs) and AI coding agents.These tools were used, to varying extents, for: (i) generating and editing analysis scripts; (ii) executing and re-running experiments; (iii) drafting, translating and polishing manuscript text; (iv) drafting internal revision-tracking documents.The claim made in an earlier version of this disclosure — that the LLM "was used strictly as a language-polishing and drafting aid" and that no LLM participated in analytical, statistical or experimental work — </w:t>
+      </w:r>
+      <w:r>
+        <w:rPr>
+          <w:b/>
+          <w:sz w:val="22"/>
+        </w:rPr>
+        <w:t>has been withdrawn</w:t>
+      </w:r>
+      <w:r>
+        <w:rPr>
+          <w:sz w:val="22"/>
+        </w:rPr>
+        <w:t>, because it is not consistent with the traces visible in the accompanying repository (supervisor's review §2.3, 2026-09-29).</w:t>
+      </w:r>
+    </w:p>
+    <w:p>
+      <w:pPr>
+        <w:spacing w:after="44"/>
+        <w:ind w:firstLine="0"/>
+        <w:jc w:val="center"/>
+      </w:pPr>
+      <w:r>
+        <w:rPr>
+          <w:sz w:val="22"/>
+        </w:rPr>
+        <w:t xml:space="preserve">The per-task division of work between the author and these tools, and the scope of the author's own verification of each tool output, is recorded by the author in the role-and-tools table of the dissertation proposal (§10.1) and will be stated here in its final form before submission.The corresponding author has </w:t>
+      </w:r>
+      <w:r>
+        <w:rPr>
+          <w:b/>
+          <w:sz w:val="22"/>
+        </w:rPr>
+        <w:t>not</w:t>
+      </w:r>
+      <w:r>
+        <w:rPr>
+          <w:sz w:val="22"/>
+        </w:rPr>
+        <w:t xml:space="preserve"> yet reviewed and approved this disclosure; accordingly, and per review §10, the corresponding author's name is withheld from this manuscript until the final version is approved.All numerical results reported here were produced by the scripts in the accompanying repository and are reproducible from them.</w:t>
+      </w:r>
+    </w:p>
+    <w:p>
+      <w:pPr>
+        <w:spacing w:after="120"/>
+        <w:ind w:firstLine="0"/>
+        <w:jc w:val="both"/>
+      </w:pPr>
+      <w:r>
+        <w:t>&amp;nbsp;&amp;nbsp;</w:t>
+      </w:r>
+      <w:r>
+        <w:rPr>
+          <w:b/>
+        </w:rPr>
+        <w:t>Submission positioning withdrawn (review §5.4, 2026-09-29).</w:t>
+      </w:r>
+      <w:r>
+        <w:t xml:space="preserve"> This manuscript is </w:t>
+      </w:r>
+      <w:r>
+        <w:rPr>
+          <w:b/>
+        </w:rPr>
+        <w:t>no longer established as a journal paper</w:t>
+      </w:r>
+      <w:r>
+        <w:t xml:space="preserve">, and the two target journals </w:t>
+      </w:r>
+      <w:r>
+        <w:rPr>
+          <w:i/>
+        </w:rPr>
+        <w:t>Journal of Systems and Software</w:t>
+      </w:r>
+      <w:r>
+        <w:t xml:space="preserve"> and </w:t>
+      </w:r>
+      <w:r>
+        <w:rPr>
+          <w:i/>
+        </w:rPr>
+        <w:t>Empirical Software Engineering</w:t>
+      </w:r>
+      <w:r>
+        <w:t xml:space="preserve"> (plus the fallback </w:t>
+      </w:r>
+      <w:r>
+        <w:rPr>
+          <w:i/>
+        </w:rPr>
+        <w:t>Information and Software Technology</w:t>
+      </w:r>
+      <w:r>
+        <w:t xml:space="preserve">) are </w:t>
+      </w:r>
+      <w:r>
+        <w:rPr>
+          <w:b/>
+        </w:rPr>
+        <w:t>withdrawn</w:t>
+      </w:r>
+      <w:r>
+        <w:t>.</w:t>
+      </w:r>
+    </w:p>
+    <w:p>
+      <w:pPr>
+        <w:spacing w:after="120"/>
+        <w:ind w:firstLine="0"/>
+        <w:jc w:val="both"/>
+      </w:pPr>
+      <w:r>
+        <w:t>&amp;nbsp;&amp;nbsp;</w:t>
+      </w:r>
+      <w:r>
+        <w:rPr>
+          <w:b/>
+        </w:rPr>
+        <w:t>Handled along Route B of §6.2 of the first review</w:t>
+      </w:r>
+      <w:r>
+        <w:t xml:space="preserve">: the parts of this manuscript that remain valid — </w:t>
+      </w:r>
+      <w:r>
+        <w:rPr>
+          <w:b/>
+        </w:rPr>
+        <w:t>the internal static audit sealed at the audit-time tag (</w:t>
+      </w:r>
+      <w:r>
+        <w:rPr>
+          <w:rFonts w:ascii="Courier New" w:hAnsi="Courier New"/>
+          <w:b/>
+          <w:sz w:val="22"/>
+        </w:rPr>
+        <w:t>audit-m2-20260911</w:t>
+      </w:r>
+      <w:r>
+        <w:rPr>
+          <w:b/>
+        </w:rPr>
+        <w:t>)</w:t>
+      </w:r>
+      <w:r>
+        <w:t xml:space="preserve">, and </w:t>
+      </w:r>
+      <w:r>
+        <w:rPr>
+          <w:b/>
+        </w:rPr>
+        <w:t>the diagnosis that four fields of the seven-tuple are unimplemented</w:t>
+      </w:r>
+      <w:r>
+        <w:t xml:space="preserve"> — are reorganised into </w:t>
+      </w:r>
+      <w:r>
+        <w:rPr>
+          <w:b/>
+        </w:rPr>
+        <w:t>a dissertation governance chapter + a short experience report</w:t>
+      </w:r>
+      <w:r>
+        <w:t xml:space="preserve"> (workshop or short paper, 8–10 pages). Route A's A2·A3·A4 outputs </w:t>
+      </w:r>
+      <w:r>
+        <w:rPr>
+          <w:b/>
+        </w:rPr>
+        <w:t>are not accepted as results</w:t>
+      </w:r>
+      <w:r>
+        <w:t xml:space="preserve"> (see §8.2); Route A is not to be revisited until effect producers carrying real mechanism logic are ready </w:t>
+      </w:r>
+      <w:r>
+        <w:rPr>
+          <w:b/>
+        </w:rPr>
+        <w:t>and</w:t>
+      </w:r>
+      <w:r>
+        <w:t xml:space="preserve"> the blinded procedure of two human coders has been registered before coding begins, at which point the coders' identities must be reported to the supervisor first.</w:t>
       </w:r>
     </w:p>
     <w:p>
@@ -991,7 +1172,40 @@
         <w:jc w:val="both"/>
       </w:pPr>
       <w:r>
-        <w:t>This paper follows Route A (empirical strengthening), as required by review, for journal-paper establishment: ledger landing (A1), extension of effect producers to ≥ 14 (A2), and synthetic-session run-time distribution (A3) are all implemented; only the cross-system double-coding reliability (A4) remains to be executed externally / manually — see §8.2 and limitation ③.</w:t>
+        <w:rPr>
+          <w:b/>
+        </w:rPr>
+        <w:t>Route changed (review §5.4, 2026-09-29): this paper moves to Route B.</w:t>
+      </w:r>
+      <w:r>
+        <w:t xml:space="preserve"> This manuscript previously proceeded along Route A (empirical strengthening) toward journal-paper establishment (ledger landing A1, extension of effect producers to ≥ 14 as A2, synthetic-session run-time distribution A3, cross-system double coding A4); </w:t>
+      </w:r>
+      <w:r>
+        <w:rPr>
+          <w:b/>
+        </w:rPr>
+        <w:t>the second review rules that Route A's A2·A3·A4 outputs are not accepted as results</w:t>
+      </w:r>
+      <w:r>
+        <w:t xml:space="preserve">, so this paper </w:t>
+      </w:r>
+      <w:r>
+        <w:rPr>
+          <w:b/>
+        </w:rPr>
+        <w:t>moves to Route B</w:t>
+      </w:r>
+      <w:r>
+        <w:t xml:space="preserve">: only the internal static audit sealed at the audit-time tag and the diagnosis that four fields of the seven-tuple are unimplemented are retained, reorganised into a dissertation governance chapter + a short experience report, </w:t>
+      </w:r>
+      <w:r>
+        <w:rPr>
+          <w:b/>
+        </w:rPr>
+        <w:t>and it is no longer submitted to a journal</w:t>
+      </w:r>
+      <w:r>
+        <w:t>. Reasons and item-by-item grounds are in §8.2.</w:t>
       </w:r>
     </w:p>
     <w:p>
@@ -10014,7 +10228,7 @@
               <w:rPr>
                 <w:sz w:val="22"/>
               </w:rPr>
-              <w:t>Run-time conflict frequency (Layer-2 direction-opposition discard ratio)</w:t>
+              <w:t>Run-time conflict frequency (note: this field also counts same-direction same-type de-duplication, so it is not purely direction opposition)</w:t>
             </w:r>
           </w:p>
         </w:tc>
@@ -10062,7 +10276,20 @@
               <w:rPr>
                 <w:sz w:val="22"/>
               </w:rPr>
-              <w:t>0.633</w:t>
+              <w:t xml:space="preserve">0.633 ( </w:t>
+            </w:r>
+            <w:r>
+              <w:rPr>
+                <w:b/>
+                <w:sz w:val="22"/>
+              </w:rPr>
+              <w:t>not accepted as a result</w:t>
+            </w:r>
+            <w:r>
+              <w:rPr>
+                <w:sz w:val="22"/>
+              </w:rPr>
+              <w:t xml:space="preserve"> )</w:t>
             </w:r>
           </w:p>
         </w:tc>
@@ -10321,7 +10548,116 @@
         <w:rPr>
           <w:b/>
         </w:rPr>
-        <w:t>Key interpretation</w:t>
+        <w:t>This distribution is not accepted as a result (review §5.3 and §5.4, 2026-09-29).</w:t>
+      </w:r>
+      <w:r>
+        <w:t xml:space="preserve"> The figures in the table above are retained as a record only, for four reasons: (i) the script </w:t>
+      </w:r>
+      <w:r>
+        <w:rPr>
+          <w:rFonts w:ascii="Courier New" w:hAnsi="Courier New"/>
+          <w:sz w:val="22"/>
+        </w:rPr>
+        <w:t>a3_synthetic_sessions.py</w:t>
+      </w:r>
+      <w:r>
+        <w:t xml:space="preserve"> states in its own header that it does not modify production code and directly constructs </w:t>
+      </w:r>
+      <w:r>
+        <w:rPr>
+          <w:rFonts w:ascii="Courier New" w:hAnsi="Courier New"/>
+          <w:sz w:val="22"/>
+        </w:rPr>
+        <w:t>MechanismArbitrator</w:t>
+      </w:r>
+      <w:r>
+        <w:t>, i.e.</w:t>
+      </w:r>
+    </w:p>
+    <w:p>
+      <w:pPr>
+        <w:ind w:firstLine="360"/>
+        <w:jc w:val="both"/>
+      </w:pPr>
+      <w:r>
+        <w:t xml:space="preserve">it does </w:t>
+      </w:r>
+      <w:r>
+        <w:rPr>
+          <w:b/>
+        </w:rPr>
+        <w:t>not</w:t>
+      </w:r>
+      <w:r>
+        <w:t xml:space="preserve"> run through the real orchestrator, and it has no learner model; (ii) the conflict-frequency field </w:t>
+      </w:r>
+      <w:r>
+        <w:rPr>
+          <w:rFonts w:ascii="Courier New" w:hAnsi="Courier New"/>
+          <w:sz w:val="22"/>
+        </w:rPr>
+        <w:t>dropped_by_conflict</w:t>
+      </w:r>
+      <w:r>
+        <w:t xml:space="preserve"> also counts </w:t>
+      </w:r>
+      <w:r>
+        <w:rPr>
+          <w:b/>
+        </w:rPr>
+        <w:t>same-type / same-direction de-duplication</w:t>
+      </w:r>
+      <w:r>
+        <w:t xml:space="preserve">, so 0.633 mixes in discards that are not direction opposition, which makes the earlier label Layer-2 direction-opposition discard ratio inaccurate; (iii) the metric definitions were </w:t>
+      </w:r>
+      <w:r>
+        <w:rPr>
+          <w:b/>
+        </w:rPr>
+        <w:t>changed three times after the results were seen</w:t>
+      </w:r>
+      <w:r>
+        <w:t xml:space="preserve"> (the first version pinned conflict frequency at 100% and the activation method was then changed; after preemption violations appeared the definition was changed to </w:t>
+      </w:r>
+      <w:r>
+        <w:rPr>
+          <w:rFonts w:ascii="Courier New" w:hAnsi="Courier New"/>
+          <w:sz w:val="22"/>
+        </w:rPr>
+        <w:t>preempted_by ∩ delivered</w:t>
+      </w:r>
+      <w:r>
+        <w:t xml:space="preserve">; after budget exhaustion stayed at 0 the definition was changed), and A3 had </w:t>
+      </w:r>
+      <w:r>
+        <w:rPr>
+          <w:b/>
+        </w:rPr>
+        <w:t>no prediction written down in advance</w:t>
+      </w:r>
+      <w:r>
+        <w:t xml:space="preserve">; (iv) the A1 ledger database has </w:t>
+      </w:r>
+      <w:r>
+        <w:rPr>
+          <w:b/>
+        </w:rPr>
+        <w:t>0 rows</w:t>
+      </w:r>
+      <w:r>
+        <w:t>, A3 never used the ledger, and there is no record of it running end-to-end on the real path.</w:t>
+      </w:r>
+    </w:p>
+    <w:p>
+      <w:pPr>
+        <w:ind w:firstLine="360"/>
+        <w:jc w:val="both"/>
+      </w:pPr>
+      <w:r>
+        <w:rPr>
+          <w:b/>
+        </w:rPr>
+        <w:t>Former key interpretation (no longer used; retained for the record only)</w:t>
       </w:r>
       <w:r>
         <w:t xml:space="preserve">: before the change the conflict frequency = 0 (LF-M52 is on the health-veto side, triggering Layer-1 not Layer-2 conflict, so type-II run-time contention is always 0, consistent with the chapter-3 audit conclusion on the natural 2-producer system); after the change the conflict frequency = 0.633, directly proving that the previously-audit-indistinguishable dichotomy "conflicts are rare vs.cannot occur" </w:t>
@@ -13189,6 +13525,15 @@
           <w:b/>
         </w:rPr>
         <w:t>Before A4 is completed, this paper reports no κ value or inter-rater-reliability number, nor any suggestive phrasing implying "high reliability."</w:t>
+      </w:r>
+      <w:r>
+        <w:t xml:space="preserve"> </w:t>
+      </w:r>
+      <w:r>
+        <w:rPr>
+          <w:b/>
+        </w:rPr>
+        <w:t>2026-09-29 (review §5.1 / §5.4): with this paper on Route B, A4 is no longer a pending condition for submission — Route A's A2·A3·A4 outputs are not accepted as results; no κ value is reported anywhere in this manuscript, and none is claimed.</w:t>
       </w:r>
     </w:p>
     <w:p>
@@ -14633,7 +14978,7 @@
         <w:rPr>
           <w:b/>
         </w:rPr>
-        <w:t>Raise effect producers from 2 to ≥ 14 (A2, implemented 2026-09-22)</w:t>
+        <w:t>❌ Raise effect producers from 2 to ≥ 14 (A2, implemented 2026-09-22; output not accepted as a result per review §5.2, 2026-09-29)</w:t>
       </w:r>
       <w:r>
         <w:t xml:space="preserve">: add </w:t>
@@ -14712,10 +15057,19 @@
         <w:rPr>
           <w:b/>
         </w:rPr>
-        <w:t>Drive synthetic sessions through the real orchestrator to produce a run-time distribution (A3, implemented 2026-09-22)</w:t>
-      </w:r>
-      <w:r>
-        <w:t xml:space="preserve">: </w:t>
+        <w:t>❌ Drive synthetic sessions through the real orchestrator to produce a run-time distribution (A3, implemented 2026-09-22; output not accepted as a result per review §5.3, 2026-09-29)</w:t>
+      </w:r>
+      <w:r>
+        <w:t xml:space="preserve"> — </w:t>
+      </w:r>
+      <w:r>
+        <w:rPr>
+          <w:b/>
+        </w:rPr>
+        <w:t>note: the phrase through the real orchestrator does not match the code</w:t>
+      </w:r>
+      <w:r>
+        <w:t xml:space="preserve"> (see the correction in §5.2): </w:t>
       </w:r>
       <w:r>
         <w:rPr>
@@ -14939,7 +15293,7 @@
         <w:t>verify_m2_ledger.py</w:t>
       </w:r>
       <w:r>
-        <w:t xml:space="preserve">). Route B's form (short experience report / thesis chapter 4) is no longer the "submit-first" priority but a </w:t>
+        <w:t xml:space="preserve">).Route B's form (short experience report / thesis chapter 4) is no longer the "submit-first" priority but a </w:t>
       </w:r>
       <w:r>
         <w:rPr>
@@ -14958,7 +15312,58 @@
         <w:t>Effect</w:t>
       </w:r>
       <w:r>
-        <w:t xml:space="preserve"> construction points, then talk about arbitration") has been directly absorbed into Route A's second item (raising producers from 2 to ≥14) as experimental design. The costs and benefits of both routes remain itemized above for reviewer traceability.</w:t>
+        <w:t xml:space="preserve"> construction points, then talk about arbitration") has been directly absorbed into Route A's second item (raising producers from 2 to ≥14) as experimental design.The costs and benefits of both routes remain itemized above for reviewer traceability.</w:t>
+      </w:r>
+    </w:p>
+    <w:p>
+      <w:pPr>
+        <w:ind w:firstLine="360"/>
+        <w:jc w:val="both"/>
+      </w:pPr>
+      <w:r>
+        <w:rPr>
+          <w:b/>
+        </w:rPr>
+        <w:t>This paper's decision, revised by the second review on 2026-09-29: Route B.</w:t>
+      </w:r>
+      <w:r>
+        <w:t xml:space="preserve"> On 2026-09-22 the student had chosen Route A to go first; </w:t>
+      </w:r>
+      <w:r>
+        <w:rPr>
+          <w:b/>
+        </w:rPr>
+        <w:t>on 2026-09-29 the second review ruled that Route A's A2·A3·A4 outputs are not accepted as results, and this paper accordingly moves to Route B</w:t>
+      </w:r>
+      <w:r>
+        <w:t>.</w:t>
+      </w:r>
+    </w:p>
+    <w:p>
+      <w:pPr>
+        <w:ind w:firstLine="360"/>
+        <w:jc w:val="both"/>
+      </w:pPr>
+      <w:r>
+        <w:t xml:space="preserve">The cost/benefit lists of both routes are retained above for the supervisor's and later work's traceability, but </w:t>
+      </w:r>
+      <w:r>
+        <w:rPr>
+          <w:b/>
+        </w:rPr>
+        <w:t>this paper currently proceeds along Route B</w:t>
+      </w:r>
+      <w:r>
+        <w:t xml:space="preserve">: the journal-paper establishment condition (A1 ledger landing / A2 effect producers ≥14 / A3 synthetic-session run-time distribution + A4 external ≥4-system double coding with κ) is </w:t>
+      </w:r>
+      <w:r>
+        <w:rPr>
+          <w:b/>
+        </w:rPr>
+        <w:t>no longer being pursued</w:t>
+      </w:r>
+      <w:r>
+        <w:t>, and Route A is not revisited until effect producers carrying real mechanism logic are ready and the blinded procedure of two human coders has been registered before coding begins, at which point the coders' identities must be reported to the supervisor first.</w:t>
       </w:r>
     </w:p>
     <w:p>
@@ -15182,7 +15587,13 @@
         <w:t>A4 (≥ 4 systems + two-person coding Cohen's κ) still to be executed externally / manually</w:t>
       </w:r>
       <w:r>
-        <w:t>; Route B (split into thesis chapter 4 + short experience report) is a milestone output before A2/A3 are completed.</w:t>
+        <w:t xml:space="preserve">; Route B (split into thesis chapter 4 + short experience report) is a milestone output before A2/A3 are completed. </w:t>
+      </w:r>
+      <w:r>
+        <w:rPr>
+          <w:b/>
+        </w:rPr>
+        <w:t>2026-09-29 (review §5.4): Route A's A2/A3/A4 outputs are not accepted as results, this paper moves to Route B, and the journal-paper path is closed.</w:t>
       </w:r>
     </w:p>
     <w:p>
@@ -16039,7 +16450,7 @@
         <w:rPr>
           <w:b/>
         </w:rPr>
-        <w:t>⑫ Route A selected (2026-09-22); this paper's current form proceeds along Route A for journal-paper establishment.(Added 2026-09-22)</w:t>
+        <w:t>⑫ Route A selected (2026-09-22), revised to Route B by the second review (2026-09-29); this paper's current form proceeds along Route B.(Added 2026-09-22; revised 2026-09-29)</w:t>
       </w:r>
       <w:r>
         <w:t xml:space="preserve"> The reviewer's judgement: the existing material is valid as an </w:t>
@@ -16198,7 +16609,13 @@
         <w:jc w:val="both"/>
       </w:pPr>
       <w:r>
-        <w:t>Submission positioning decided: Route A (empirical strengthening, journal paper); A1/A2/A3 implemented (A3 has produced the synthetic-session conflict distribution), A4 to be executed externally / manually (§8.2).</w:t>
+        <w:t xml:space="preserve">Submission positioning decided: Route A (empirical strengthening, journal paper); A1/A2/A3 implemented (A3 has produced the synthetic-session conflict distribution), A4 to be executed externally / manually (§8.2). </w:t>
+      </w:r>
+      <w:r>
+        <w:rPr>
+          <w:b/>
+        </w:rPr>
+        <w:t>Revised 2026-09-29 (review §5.4): Route B; Route A's A2·A3·A4 outputs are not accepted as results and the journal-paper path is closed.</w:t>
       </w:r>
     </w:p>
     <w:p>
@@ -16816,7 +17233,32 @@
         <w:jc w:val="both"/>
       </w:pPr>
       <w:r>
-        <w:t>Route A: A1/A2/A3 implemented (ledger persistence / effect producers 2→16 construction points / synthetic-session conflict frequency 0.633 vs. 0.000); A4 (≥ 4 systems + two-person coding Cohen's κ) to be executed externally / manually (§8.2).</w:t>
+        <w:rPr>
+          <w:b/>
+        </w:rPr>
+        <w:t>Route changed to B on 2026-09-29 (review §5.4).</w:t>
+      </w:r>
+      <w:r>
+        <w:t xml:space="preserve"> Route A's A1/A2/A3 are implemented (ledger persistence / effect producers 2→16 construction points / synthetic-session conflict frequency 0.633 vs. 0.000), but </w:t>
+      </w:r>
+      <w:r>
+        <w:rPr>
+          <w:b/>
+        </w:rPr>
+        <w:t>their outputs are not accepted as results</w:t>
+      </w:r>
+      <w:r>
+        <w:t xml:space="preserve">; A4 (≥ 4 systems + two-person coding Cohen's κ) is likewise not accepted and is not being pursued. What remains valid is the internal static audit sealed at tag </w:t>
+      </w:r>
+      <w:r>
+        <w:rPr>
+          <w:rFonts w:ascii="Courier New" w:hAnsi="Courier New"/>
+          <w:sz w:val="22"/>
+        </w:rPr>
+        <w:t>audit-m2-20260911</w:t>
+      </w:r>
+      <w:r>
+        <w:t xml:space="preserve"> and the diagnosis that four fields of the seven-tuple are unimplemented, reorganised into a dissertation governance chapter + a short experience report; the target journals are withdrawn (§8.2).</w:t>
       </w:r>
     </w:p>
     <w:p>
